--- a/docs/requirements/TrailMate-后台服务端规划-v1.0.docx
+++ b/docs/requirements/TrailMate-后台服务端规划-v1.0.docx
@@ -2200,26 +2200,36 @@
         <w:pStyle w:val="Heading3"/>
       </w:pPr>
       <w:r>
-        <w:t xml:space="preserve">3.3 帧格式不变</w:t>
+        <w:t xml:space="preserve">3.3 网络帧：绝不原样发送 MeshBus 帧（v1.0 初稿的重大更正）</w:t>
       </w:r>
     </w:p>
     <w:p/>
     <w:p>
-      <w:r>
-        <w:t xml:space="preserve">服务端中继复用</w:t>
+      <w:pPr>
+        <w:shd w:fill="F2F4F7" w:color="auto" w:val="clear"/>
+        <w:ind w:left="360"/>
+      </w:pPr>
+      <w:r>
+        <w:rPr>
+          <w:color w:val="444444"/>
+        </w:rPr>
+        <w:t xml:space="preserve">⚠️ </w:t>
       </w:r>
       <w:r>
         <w:rPr>
           <w:b/>
           <w:bCs/>
-        </w:rPr>
-        <w:t xml:space="preserve">完全相同</w:t>
-      </w:r>
-      <w:r>
-        <w:t xml:space="preserve">的 MeshBus 信封：</w:t>
-      </w:r>
-    </w:p>
-    <w:p/>
+          <w:color w:val="444444"/>
+        </w:rPr>
+        <w:t xml:space="preserve">本节是实现时发现并更正的设计缺陷。</w:t>
+      </w:r>
+      <w:r>
+        <w:rPr>
+          <w:color w:val="444444"/>
+        </w:rPr>
+        <w:t xml:space="preserve"> 初稿写的是"帧格式不变，服务端按 `team` 字段分房转发"——</w:t>
+      </w:r>
+    </w:p>
     <w:p>
       <w:pPr>
         <w:shd w:fill="F2F4F7" w:color="auto" w:val="clear"/>
@@ -2229,7 +2239,159 @@
         <w:rPr>
           <w:color w:val="444444"/>
         </w:rPr>
-        <w:t xml:space="preserve">帧结构：取 `[kind(1)]` `[teamLen(1)]` `[team(≤32B，明文，仅用于分房)]` `[密文载荷]`</w:t>
+        <w:t xml:space="preserve">但 MeshBus 信封里的 `team` 是</w:t>
+      </w:r>
+      <w:r>
+        <w:rPr>
+          <w:b/>
+          <w:bCs/>
+          <w:color w:val="444444"/>
+        </w:rPr>
+        <w:t xml:space="preserve">明文</w:t>
+      </w:r>
+      <w:r>
+        <w:rPr>
+          <w:color w:val="444444"/>
+        </w:rPr>
+        <w:t xml:space="preserve">，而 `team` 恰恰是 PBKDF2 派生密钥的</w:t>
+      </w:r>
+      <w:r>
+        <w:rPr>
+          <w:b/>
+          <w:bCs/>
+          <w:color w:val="444444"/>
+        </w:rPr>
+        <w:t xml:space="preserve">唯一输入</w:t>
+      </w:r>
+      <w:r>
+        <w:rPr>
+          <w:color w:val="444444"/>
+        </w:rPr>
+        <w:t xml:space="preserve">。</w:t>
+      </w:r>
+    </w:p>
+    <w:p>
+      <w:pPr>
+        <w:shd w:fill="F2F4F7" w:color="auto" w:val="clear"/>
+        <w:ind w:left="360"/>
+      </w:pPr>
+      <w:r>
+        <w:rPr>
+          <w:color w:val="444444"/>
+        </w:rPr>
+        <w:t xml:space="preserve">照初稿实现，服务端拿到队伍码即可自行派生密钥解密一切，"哑中继"当场破功。</w:t>
+      </w:r>
+    </w:p>
+    <w:p>
+      <w:pPr>
+        <w:shd w:fill="F2F4F7" w:color="auto" w:val="clear"/>
+        <w:ind w:left="360"/>
+      </w:pPr>
+      <w:r>
+        <w:rPr>
+          <w:b/>
+          <w:bCs/>
+          <w:color w:val="444444"/>
+        </w:rPr>
+        <w:t xml:space="preserve">队伍码绝不上传服务端。</w:t>
+      </w:r>
+    </w:p>
+    <w:p/>
+    <w:p>
+      <w:r>
+        <w:t xml:space="preserve">改用</w:t>
+      </w:r>
+      <w:r>
+        <w:rPr>
+          <w:b/>
+          <w:bCs/>
+        </w:rPr>
+        <w:t xml:space="preserve">房间哈希</w:t>
+      </w:r>
+      <w:r>
+        <w:t xml:space="preserve">路由，并做域分离：</w:t>
+      </w:r>
+    </w:p>
+    <w:p/>
+    <w:p>
+      <w:pPr>
+        <w:shd w:fill="F2F4F7" w:color="auto" w:val="clear"/>
+        <w:ind w:left="360"/>
+      </w:pPr>
+      <w:r>
+        <w:rPr>
+          <w:color w:val="444444"/>
+        </w:rPr>
+        <w:t xml:space="preserve">`roomId = SHA256("trailmate-room-v1|" + 队伍码)` 的十六进制。</w:t>
+      </w:r>
+    </w:p>
+    <w:p>
+      <w:pPr>
+        <w:shd w:fill="F2F4F7" w:color="auto" w:val="clear"/>
+        <w:ind w:left="360"/>
+      </w:pPr>
+      <w:r>
+        <w:rPr>
+          <w:color w:val="444444"/>
+        </w:rPr>
+        <w:t xml:space="preserve">盐 `trailmate-room-v1` 与加密派生用的 `trailmate-mesh-v1` </w:t>
+      </w:r>
+      <w:r>
+        <w:rPr>
+          <w:b/>
+          <w:bCs/>
+          <w:color w:val="444444"/>
+        </w:rPr>
+        <w:t xml:space="preserve">不同</w:t>
+      </w:r>
+      <w:r>
+        <w:rPr>
+          <w:color w:val="444444"/>
+        </w:rPr>
+        <w:t xml:space="preserve">，</w:t>
+      </w:r>
+    </w:p>
+    <w:p>
+      <w:pPr>
+        <w:shd w:fill="F2F4F7" w:color="auto" w:val="clear"/>
+        <w:ind w:left="360"/>
+      </w:pPr>
+      <w:r>
+        <w:rPr>
+          <w:color w:val="444444"/>
+        </w:rPr>
+        <w:t xml:space="preserve">因此即便房间哈希泄漏，也无法反推或复用为解密密钥。</w:t>
+      </w:r>
+    </w:p>
+    <w:p/>
+    <w:p>
+      <w:r>
+        <w:t xml:space="preserve">网络协议（客户端 ↔ 服务端）：</w:t>
+      </w:r>
+    </w:p>
+    <w:p/>
+    <w:p>
+      <w:pPr>
+        <w:shd w:fill="F2F4F7" w:color="auto" w:val="clear"/>
+        <w:ind w:left="360"/>
+      </w:pPr>
+      <w:r>
+        <w:rPr>
+          <w:color w:val="444444"/>
+        </w:rPr>
+        <w:t xml:space="preserve">入房：`{type:'relay-join', room, token}`</w:t>
+      </w:r>
+    </w:p>
+    <w:p>
+      <w:pPr>
+        <w:shd w:fill="F2F4F7" w:color="auto" w:val="clear"/>
+        <w:ind w:left="360"/>
+      </w:pPr>
+      <w:r>
+        <w:rPr>
+          <w:color w:val="444444"/>
+        </w:rPr>
+        <w:t xml:space="preserve">转发：`{type:'relay', room, kind, body}`，body = base64(端到端密文)</w:t>
       </w:r>
     </w:p>
     <w:p/>
@@ -2242,7 +2404,17 @@
         </w:numPr>
       </w:pPr>
       <w:r>
-        <w:t xml:space="preserve">服务端按 `team` 字段分房转发，与 BLE 的队伍过滤语义一致；</w:t>
+        <w:t xml:space="preserve">服务端看得见：</w:t>
+      </w:r>
+      <w:r>
+        <w:rPr>
+          <w:b/>
+          <w:bCs/>
+        </w:rPr>
+        <w:t xml:space="preserve">房间哈希、kind 字节、密文长度</w:t>
+      </w:r>
+      <w:r>
+        <w:t xml:space="preserve">。看不见：队伍码、消息内容、坐标。</w:t>
       </w:r>
     </w:p>
     <w:p>
@@ -2254,17 +2426,17 @@
         </w:numPr>
       </w:pPr>
       <w:r>
-        <w:t xml:space="preserve">`kind`（1=聊天 2=位置 3=语音 4=回执）服务端</w:t>
+        <w:t xml:space="preserve">收端用</w:t>
       </w:r>
       <w:r>
         <w:rPr>
           <w:b/>
           <w:bCs/>
         </w:rPr>
-        <w:t xml:space="preserve">无需理解</w:t>
-      </w:r>
-      <w:r>
-        <w:t xml:space="preserve">，原样转发；</w:t>
+        <w:t xml:space="preserve">自己的队伍码</w:t>
+      </w:r>
+      <w:r>
+        <w:t xml:space="preserve">解密 body；MAC 不过即丢（同时天然处理哈希碰撞）。</w:t>
       </w:r>
     </w:p>
     <w:p>
@@ -2276,17 +2448,49 @@
         </w:numPr>
       </w:pPr>
       <w:r>
-        <w:t xml:space="preserve">因此</w:t>
+        <w:t xml:space="preserve">`kind` 留在密文外仅为路由便利，属</w:t>
       </w:r>
       <w:r>
         <w:rPr>
           <w:b/>
           <w:bCs/>
         </w:rPr>
-        <w:t xml:space="preserve">服务端不需要随业务演进而改动</w:t>
-      </w:r>
-      <w:r>
-        <w:t xml:space="preserve">——新增消息类型时服务端零改动。</w:t>
+        <w:t xml:space="preserve">已知的极小元数据泄漏</w:t>
+      </w:r>
+      <w:r>
+        <w:t xml:space="preserve">（服务端能区分"位置帧"与"聊天帧"，但不知内容）；</w:t>
+      </w:r>
+    </w:p>
+    <w:p>
+      <w:r>
+        <w:t xml:space="preserve">  如需消除，可将 kind 移入密文，代价是收端需先解密才能路由。</w:t>
+      </w:r>
+    </w:p>
+    <w:p>
+      <w:pPr>
+        <w:pStyle w:val="ListParagraph"/>
+        <w:numPr>
+          <w:ilvl w:val="0"/>
+          <w:numId w:val="2"/>
+        </w:numPr>
+      </w:pPr>
+      <w:r>
+        <w:t xml:space="preserve">必须先 `relay-join`（含 token 校验）才能 `relay`，否则任何知道房间哈希的连接都能无凭据注入帧</w:t>
+      </w:r>
+    </w:p>
+    <w:p>
+      <w:r>
+        <w:t xml:space="preserve">  （</w:t>
+      </w:r>
+      <w:r>
+        <w:rPr>
+          <w:b/>
+          <w:bCs/>
+        </w:rPr>
+        <w:t xml:space="preserve">此校验在实现初稿中曾被遗漏，已由夹具第 12 组断言锁定</w:t>
+      </w:r>
+      <w:r>
+        <w:t xml:space="preserve">）。</w:t>
       </w:r>
     </w:p>
     <w:p/>
@@ -2526,7 +2730,17 @@
           </w:tcPr>
           <w:p>
             <w:r>
-              <w:t xml:space="preserve">服务端按 `team` 分房转发密文，不解析 `kind`、不落业务明文</w:t>
+              <w:t xml:space="preserve">服务端按</w:t>
+            </w:r>
+            <w:r>
+              <w:rPr>
+                <w:b/>
+                <w:bCs/>
+              </w:rPr>
+              <w:t xml:space="preserve">房间哈希</w:t>
+            </w:r>
+            <w:r>
+              <w:t xml:space="preserve">分房转发密文（队伍码绝不上传，见 §3.3），不落业务明文</w:t>
             </w:r>
           </w:p>
         </w:tc>
